--- a/server/templates/process_template.docx
+++ b/server/templates/process_template.docx
@@ -2921,14 +2921,14 @@
               <w:jc w:val="left"/>
               <w:textAlignment w:val="center"/>
               <w:rPr>
-                <w:rFonts w:ascii="Times New Roman" w:eastAsia="宋体" w:hAnsi="Times New Roman" w:cs="Times New Roman"/>
-                <w:sz w:val="18"/>
-                <w:szCs w:val="18"/>
-              </w:rPr>
-            </w:pPr>
-            <w:r>
-              <w:rPr>
                 <w:rFonts w:ascii="Times New Roman" w:eastAsia="宋体" w:hAnsi="Times New Roman" w:cs="Times New Roman" w:hint="eastAsia"/>
+                <w:sz w:val="18"/>
+                <w:szCs w:val="18"/>
+              </w:rPr>
+            </w:pPr>
+            <w:r>
+              <w:rPr>
+                <w:rFonts w:ascii="Times New Roman" w:eastAsia="宋体" w:hAnsi="Times New Roman" w:cs="Times New Roman" w:hint="eastAsia"/>
                 <w:kern w:val="0"/>
                 <w:sz w:val="18"/>
                 <w:szCs w:val="18"/>
@@ -2948,13 +2948,13 @@
             </w:r>
             <w:r>
               <w:rPr>
-                <w:rFonts w:ascii="Times New Roman" w:eastAsia="宋体" w:hAnsi="Times New Roman" w:cs="Times New Roman"/>
-                <w:kern w:val="0"/>
-                <w:sz w:val="18"/>
-                <w:szCs w:val="18"/>
-                <w:lang w:bidi="ar"/>
-              </w:rPr>
-              <w:t>{other_requirements}</w:t>
+                <w:rFonts w:ascii="Times New Roman" w:eastAsia="宋体" w:hAnsi="Times New Roman" w:cs="Times New Roman" w:hint="eastAsia"/>
+                <w:kern w:val="0"/>
+                <w:sz w:val="18"/>
+                <w:szCs w:val="18"/>
+                <w:lang w:bidi="ar"/>
+              </w:rPr>
+              <w:t>见委托单</w:t>
             </w:r>
           </w:p>
         </w:tc>
@@ -5149,14 +5149,13 @@
             </w:r>
             <w:r>
               <w:rPr>
-                <w:rFonts w:ascii="Times New Roman" w:eastAsia="宋体" w:hAnsi="Times New Roman" w:cs="Times New Roman"/>
-                <w:color w:val="000000"/>
-                <w:kern w:val="0"/>
-                <w:sz w:val="18"/>
-                <w:szCs w:val="18"/>
-                <w:lang w:bidi="ar"/>
-              </w:rPr>
-              <w:t>{other_requirements}</w:t>
+                <w:rFonts w:ascii="Times New Roman" w:eastAsia="宋体" w:hAnsi="Times New Roman" w:cs="Times New Roman" w:hint="eastAsia"/>
+                <w:kern w:val="0"/>
+                <w:sz w:val="18"/>
+                <w:szCs w:val="18"/>
+                <w:lang w:bidi="ar"/>
+              </w:rPr>
+              <w:t>见委托单</w:t>
             </w:r>
           </w:p>
         </w:tc>
@@ -7409,14 +7408,13 @@
             </w:r>
             <w:r>
               <w:rPr>
-                <w:rFonts w:ascii="Times New Roman" w:eastAsia="宋体" w:hAnsi="Times New Roman" w:cs="Times New Roman"/>
-                <w:color w:val="000000"/>
-                <w:kern w:val="0"/>
-                <w:sz w:val="18"/>
-                <w:szCs w:val="18"/>
-                <w:lang w:bidi="ar"/>
-              </w:rPr>
-              <w:t>{other_requirements}</w:t>
+                <w:rFonts w:ascii="Times New Roman" w:eastAsia="宋体" w:hAnsi="Times New Roman" w:cs="Times New Roman" w:hint="eastAsia"/>
+                <w:kern w:val="0"/>
+                <w:sz w:val="18"/>
+                <w:szCs w:val="18"/>
+                <w:lang w:bidi="ar"/>
+              </w:rPr>
+              <w:t>见委托单</w:t>
             </w:r>
           </w:p>
         </w:tc>
@@ -9688,14 +9686,13 @@
             </w:r>
             <w:r>
               <w:rPr>
-                <w:rFonts w:ascii="Times New Roman" w:eastAsia="宋体" w:hAnsi="Times New Roman" w:cs="Times New Roman"/>
-                <w:color w:val="000000"/>
-                <w:kern w:val="0"/>
-                <w:sz w:val="18"/>
-                <w:szCs w:val="18"/>
-                <w:lang w:bidi="ar"/>
-              </w:rPr>
-              <w:t>{other_requirements}</w:t>
+                <w:rFonts w:ascii="Times New Roman" w:eastAsia="宋体" w:hAnsi="Times New Roman" w:cs="Times New Roman" w:hint="eastAsia"/>
+                <w:kern w:val="0"/>
+                <w:sz w:val="18"/>
+                <w:szCs w:val="18"/>
+                <w:lang w:bidi="ar"/>
+              </w:rPr>
+              <w:t>见委托单</w:t>
             </w:r>
           </w:p>
         </w:tc>
@@ -11961,14 +11958,13 @@
             </w:r>
             <w:r>
               <w:rPr>
-                <w:rFonts w:ascii="Times New Roman" w:eastAsia="宋体" w:hAnsi="Times New Roman" w:cs="Times New Roman"/>
-                <w:color w:val="000000"/>
-                <w:kern w:val="0"/>
-                <w:sz w:val="18"/>
-                <w:szCs w:val="18"/>
-                <w:lang w:bidi="ar"/>
-              </w:rPr>
-              <w:t>{other_requirements}</w:t>
+                <w:rFonts w:ascii="Times New Roman" w:eastAsia="宋体" w:hAnsi="Times New Roman" w:cs="Times New Roman" w:hint="eastAsia"/>
+                <w:kern w:val="0"/>
+                <w:sz w:val="18"/>
+                <w:szCs w:val="18"/>
+                <w:lang w:bidi="ar"/>
+              </w:rPr>
+              <w:t>见委托单</w:t>
             </w:r>
           </w:p>
         </w:tc>
